--- a/Resume/Siddhesh_Amrale_Resume_Forward_Deployed.docx
+++ b/Resume/Siddhesh_Amrale_Resume_Forward_Deployed.docx
@@ -126,7 +126,7 @@
         <w:t xml:space="preserve">Data: </w:t>
       </w:r>
       <w:r>
-        <w:t>Databricks (Lakeflow/DLT, Unity Catalog), Apache Spark, PySpark, Delta Lake, Airflow, Snowflake, Kafka, Event Hubs, Azure Data Explorer, ETL/ELT, CDC, data modeling, data quality, governance</w:t>
+        <w:t>Databricks (Lakeflow/DLT, Unity Catalog), Apache Spark, PySpark, Delta Lake, Airflow, Snowflake, Kafka, Event Hubs, Azure Data Explorer, ETL/ELT, CDC, data warehousing, data modeling, data quality, governance</w:t>
       </w:r>
     </w:p>
     <w:p>
@@ -485,13 +485,13 @@
         <w:rPr>
           <w:b/>
         </w:rPr>
-        <w:t>Agent-Ready Lakehouse (in progress)</w:t>
+        <w:t>Agent-Ready Lakehouse</w:t>
       </w:r>
       <w:r>
         <w:rPr>
           <w:color w:val="444444"/>
         </w:rPr>
-        <w:t xml:space="preserve"> | Python, MCP, DuckDB, GitHub Actions | github.com/SiddheshAmrale/agent-ready-lakehouse</w:t>
+        <w:t xml:space="preserve"> | Python, MCP, DuckDB, sqlglot, GitHub Actions | github.com/SiddheshAmrale/agent-ready-lakehouse</w:t>
       </w:r>
     </w:p>
     <w:p>
@@ -503,7 +503,7 @@
           <w:b w:val="0"/>
           <w:i w:val="0"/>
         </w:rPr>
-        <w:t>MCP server that lets AI agents query governed lakehouse data through policy-checked tools (column masking, row filters, audit log), with an evaluation suite that gates every change in CI.</w:t>
+        <w:t>MCP server that gives AI agents governed, read-only access to lakehouse data: SQL allow-list, per-role sandboxes with masking and row filters, a locked engine and an audit log. A CI eval gate checks metric accuracy against an independent oracle, 23 attack and out-of-scope requests, and latency (p95 14 ms).</w:t>
       </w:r>
     </w:p>
     <w:p>

--- a/Resume/Siddhesh_Amrale_Resume_Forward_Deployed.docx
+++ b/Resume/Siddhesh_Amrale_Resume_Forward_Deployed.docx
@@ -126,7 +126,7 @@
         <w:t xml:space="preserve">Data: </w:t>
       </w:r>
       <w:r>
-        <w:t>Databricks (Lakeflow/DLT, Unity Catalog), Apache Spark, PySpark, Delta Lake, Airflow, Snowflake, Kafka, Event Hubs, Azure Data Explorer, ETL/ELT, CDC, data warehousing, data modeling, data quality, governance</w:t>
+        <w:t>Databricks (Lakeflow/DLT, Unity Catalog), Apache Spark, PySpark, Delta Lake, dbt, Airflow, Snowflake, Kafka, Event Hubs, Azure Data Explorer, ETL/ELT, CDC, data warehousing, data modeling, data quality, governance</w:t>
       </w:r>
     </w:p>
     <w:p>
@@ -491,7 +491,7 @@
         <w:rPr>
           <w:color w:val="444444"/>
         </w:rPr>
-        <w:t xml:space="preserve"> | Python, MCP, DuckDB, sqlglot, GitHub Actions | github.com/SiddheshAmrale/agent-ready-lakehouse</w:t>
+        <w:t xml:space="preserve"> | Python, MCP, DuckDB, dbt, sqlglot, GitHub Actions | github.com/SiddheshAmrale/agent-ready-lakehouse</w:t>
       </w:r>
     </w:p>
     <w:p>
@@ -503,7 +503,7 @@
           <w:b w:val="0"/>
           <w:i w:val="0"/>
         </w:rPr>
-        <w:t>MCP server that gives AI agents governed, read-only access to lakehouse data: SQL allow-list, per-role sandboxes with masking and row filters, a locked engine and an audit log. A CI eval gate checks metric accuracy against an independent oracle, 23 attack and out-of-scope requests, and latency (p95 14 ms).</w:t>
+        <w:t>MCP server that gives AI agents governed, read-only access to lakehouse data: SQL allow-list, per-role sandboxes with masking and row filters, a locked engine and an audit log; gold layer also built in dbt with 16 data tests. A CI eval gate checks metric accuracy against an independent oracle, 23 attack and out-of-scope requests, and latency.</w:t>
       </w:r>
     </w:p>
     <w:p>
